--- a/phuse_poster_paper.docx
+++ b/phuse_poster_paper.docx
@@ -691,6 +691,7 @@
         <w:tblW w:type="pct" w:w="5000"/>
         <w:tblLook w:firstRow="1" w:lastRow="0" w:firstColumn="0" w:lastColumn="0" w:noHBand="0" w:noVBand="0" w:val="0020"/>
         <w:jc w:val="start"/>
+        <w:tblLayout w:type="fixed"/>
       </w:tblPr>
       <w:tblGrid>
         <w:gridCol w:w="2090"/>
@@ -6869,81 +6870,55 @@
         <w:t xml:space="preserve">Be sure to check out the Pharmaverse Examples website and try the code on Posit Cloud!</w:t>
       </w:r>
     </w:p>
-    <w:tbl>
-      <w:tblPr>
-        <w:tblStyle w:val="Table"/>
-        <w:tblW w:type="pct" w:w="5000"/>
-        <w:tblLook w:firstRow="0" w:lastRow="0" w:firstColumn="0" w:lastColumn="0" w:noHBand="0" w:noVBand="0" w:val="0000"/>
-        <w:jc w:val="start"/>
-      </w:tblPr>
-      <w:tblGrid>
-        <w:gridCol w:w="7920"/>
-      </w:tblGrid>
-      <w:tr>
-        <w:tc>
-          <w:tcPr/>
-          <w:p>
-            <w:pPr>
-              <w:jc w:val="center"/>
-            </w:pPr>
-            <w:hyperlink r:id="rId31">
-              <w:r>
-                <w:drawing>
-                  <wp:inline>
-                    <wp:extent cx="1066800" cy="1066800"/>
-                    <wp:effectExtent b="0" l="0" r="0" t="0"/>
-                    <wp:docPr descr="" title="" id="44" name="Picture"/>
-                    <a:graphic>
-                      <a:graphicData uri="http://schemas.openxmlformats.org/drawingml/2006/picture">
-                        <pic:pic>
-                          <pic:nvPicPr>
-                            <pic:cNvPr descr="images/ExamplesQR.png" id="45" name="Picture"/>
-                            <pic:cNvPicPr>
-                              <a:picLocks noChangeArrowheads="1" noChangeAspect="1"/>
-                            </pic:cNvPicPr>
-                          </pic:nvPicPr>
-                          <pic:blipFill>
-                            <a:blip r:embed="rId43"/>
-                            <a:stretch>
-                              <a:fillRect/>
-                            </a:stretch>
-                          </pic:blipFill>
-                          <pic:spPr bwMode="auto">
-                            <a:xfrm>
-                              <a:off x="0" y="0"/>
-                              <a:ext cx="1066800" cy="1066800"/>
-                            </a:xfrm>
-                            <a:prstGeom prst="rect">
-                              <a:avLst/>
-                            </a:prstGeom>
-                            <a:noFill/>
-                            <a:ln w="9525">
-                              <a:noFill/>
-                              <a:headEnd/>
-                              <a:tailEnd/>
-                            </a:ln>
-                          </pic:spPr>
-                        </pic:pic>
-                      </a:graphicData>
-                    </a:graphic>
-                  </wp:inline>
-                </w:drawing>
-              </w:r>
-            </w:hyperlink>
-          </w:p>
-          <w:p>
-            <w:pPr>
-              <w:jc w:val="center"/>
-            </w:pPr>
-            <w:pPr>
-              <w:jc w:val="start"/>
-              <w:spacing w:before="200"/>
-              <w:pStyle w:val="ImageCaption"/>
-            </w:pPr>
-          </w:p>
-        </w:tc>
-      </w:tr>
-    </w:tbl>
+    <w:p>
+      <w:pPr>
+        <w:pStyle w:val="BodyText"/>
+      </w:pPr>
+      <w:hyperlink r:id="rId31">
+        <w:r>
+          <w:drawing>
+            <wp:inline>
+              <wp:extent cx="1066800" cy="1066800"/>
+              <wp:effectExtent b="0" l="0" r="0" t="0"/>
+              <wp:docPr descr="" title="" id="44" name="Picture"/>
+              <a:graphic>
+                <a:graphicData uri="http://schemas.openxmlformats.org/drawingml/2006/picture">
+                  <pic:pic>
+                    <pic:nvPicPr>
+                      <pic:cNvPr descr="images/ExamplesQR.png" id="45" name="Picture"/>
+                      <pic:cNvPicPr>
+                        <a:picLocks noChangeArrowheads="1" noChangeAspect="1"/>
+                      </pic:cNvPicPr>
+                    </pic:nvPicPr>
+                    <pic:blipFill>
+                      <a:blip r:embed="rId43"/>
+                      <a:stretch>
+                        <a:fillRect/>
+                      </a:stretch>
+                    </pic:blipFill>
+                    <pic:spPr bwMode="auto">
+                      <a:xfrm>
+                        <a:off x="0" y="0"/>
+                        <a:ext cx="1066800" cy="1066800"/>
+                      </a:xfrm>
+                      <a:prstGeom prst="rect">
+                        <a:avLst/>
+                      </a:prstGeom>
+                      <a:noFill/>
+                      <a:ln w="9525">
+                        <a:noFill/>
+                        <a:headEnd/>
+                        <a:tailEnd/>
+                      </a:ln>
+                    </pic:spPr>
+                  </pic:pic>
+                </a:graphicData>
+              </a:graphic>
+            </wp:inline>
+          </w:drawing>
+        </w:r>
+      </w:hyperlink>
+    </w:p>
     <w:bookmarkEnd w:id="46"/>
     <w:bookmarkStart w:id="48" w:name="contact-information"/>
     <w:p>
@@ -7323,6 +7298,25 @@
       <w:jc w:val="center"/>
     </w:pPr>
   </w:style>
+  <w:style w:customStyle="1" w:styleId="AbstractTitle" w:type="paragraph">
+    <w:name w:val="Abstract Title"/>
+    <w:basedOn w:val="Normal"/>
+    <w:next w:val="Abstract"/>
+    <w:qFormat/>
+    <w:pPr>
+      <w:keepNext/>
+      <w:keepLines/>
+      <w:jc w:val="center"/>
+      <w:spacing w:after="0" w:before="300"/>
+    </w:pPr>
+    <w:rPr>
+      <w:sz w:val="20"/>
+      <w:szCs w:val="20"/>
+      <w:b/>
+      <w:color w:val="345A8A"/>
+      &gt;
+    </w:rPr>
+  </w:style>
   <w:style w:customStyle="1" w:styleId="Abstract" w:type="paragraph">
     <w:name w:val="Abstract"/>
     <w:basedOn w:val="Normal"/>
@@ -7331,7 +7325,7 @@
     <w:pPr>
       <w:keepNext/>
       <w:keepLines/>
-      <w:spacing w:after="300" w:before="300"/>
+      <w:spacing w:after="300" w:before="100"/>
     </w:pPr>
     <w:rPr>
       <w:sz w:val="20"/>
@@ -7553,6 +7547,18 @@
     <w:uiPriority w:val="9"/>
     <w:unhideWhenUsed/>
     <w:qFormat/>
+  </w:style>
+  <w:style w:styleId="FootnoteBlockText" w:type="paragraph">
+    <w:name w:val="Footnote Block Text"/>
+    <w:basedOn w:val="Footnote Text"/>
+    <w:next w:val="Footnote Text"/>
+    <w:uiPriority w:val="9"/>
+    <w:unhideWhenUsed/>
+    <w:qFormat/>
+    <w:pPr>
+      <w:spacing w:after="100" w:before="100"/>
+      <w:ind w:firstLine="0" w:left="480" w:right="480"/>
+    </w:pPr>
   </w:style>
   <w:style w:default="1" w:styleId="DefaultParagraphFont" w:type="character">
     <w:name w:val="Default Paragraph Font"/>
